--- a/docs/3-activities/instructions/02.1-activity-intro-to-crd.docx
+++ b/docs/3-activities/instructions/02.1-activity-intro-to-crd.docx
@@ -145,6 +145,24 @@
         </w:tc>
       </w:tr>
     </w:tbl>
+    <w:p>
+      <w:pPr>
+        <w:pStyle w:val="BodyText"/>
+      </w:pPr>
+      <w:r>
+        <w:rPr>
+          <w:i/>
+          <w:iCs/>
+        </w:rPr>
+        <w:t xml:space="preserve">I worked on this activity with:</w:t>
+      </w:r>
+      <w:r>
+        <w:t xml:space="preserve"> </w:t>
+      </w:r>
+      <w:r>
+        <w:t xml:space="preserve">______________________________</w:t>
+      </w:r>
+    </w:p>
     <w:p>
       <w:pPr>
         <w:pStyle w:val="BodyText"/>

--- a/docs/3-activities/instructions/02.1-activity-intro-to-crd.docx
+++ b/docs/3-activities/instructions/02.1-activity-intro-to-crd.docx
@@ -176,12 +176,31 @@
         <w:pStyle w:val="BodyText"/>
       </w:pPr>
       <w:r>
+        <w:t xml:space="preserve">Download and use this template qmd:</w:t>
+      </w:r>
+      <w:r>
+        <w:t xml:space="preserve"> </w:t>
+      </w:r>
+      <w:hyperlink r:id="rId12">
+        <w:r>
+          <w:rPr>
+            <w:rStyle w:val="Hyperlink"/>
+          </w:rPr>
+          <w:t xml:space="preserve">2.1-activity-intro-to-crd.qmd</w:t>
+        </w:r>
+      </w:hyperlink>
+    </w:p>
+    <w:p>
+      <w:pPr>
+        <w:pStyle w:val="BodyText"/>
+      </w:pPr>
+      <w:r>
         <w:t xml:space="preserve">The data for this study is provided in</w:t>
       </w:r>
       <w:r>
         <w:t xml:space="preserve"> </w:t>
       </w:r>
-      <w:hyperlink r:id="rId12">
+      <w:hyperlink r:id="rId13">
         <w:r>
           <w:rPr>
             <w:rStyle w:val="VerbatimChar"/>
@@ -856,7 +875,7 @@
         </w:tc>
       </w:tr>
     </w:tbl>
-    <w:bookmarkStart w:id="13" w:name="a.-study-structure"/>
+    <w:bookmarkStart w:id="14" w:name="a.-study-structure"/>
     <w:p>
       <w:pPr>
         <w:pStyle w:val="Heading2"/>
@@ -909,8 +928,8 @@
         <w:t xml:space="preserve">Response variable</w:t>
       </w:r>
     </w:p>
-    <w:bookmarkEnd w:id="13"/>
-    <w:bookmarkStart w:id="14" w:name="Xbdb0f16109cbff9fd24177b72d5bc874ec2c052"/>
+    <w:bookmarkEnd w:id="14"/>
+    <w:bookmarkStart w:id="15" w:name="Xbdb0f16109cbff9fd24177b72d5bc874ec2c052"/>
     <w:p>
       <w:pPr>
         <w:pStyle w:val="Heading2"/>
@@ -1055,8 +1074,8 @@
         </w:tc>
       </w:tr>
     </w:tbl>
-    <w:bookmarkEnd w:id="14"/>
-    <w:bookmarkStart w:id="15" w:name="c.-anova-table"/>
+    <w:bookmarkEnd w:id="15"/>
+    <w:bookmarkStart w:id="16" w:name="c.-anova-table"/>
     <w:p>
       <w:pPr>
         <w:pStyle w:val="Heading2"/>
@@ -1583,8 +1602,8 @@
         </w:tc>
       </w:tr>
     </w:tbl>
-    <w:bookmarkEnd w:id="15"/>
-    <w:bookmarkStart w:id="16" w:name="d.-statistical-model"/>
+    <w:bookmarkEnd w:id="16"/>
+    <w:bookmarkStart w:id="17" w:name="d.-statistical-model"/>
     <w:p>
       <w:pPr>
         <w:pStyle w:val="Heading2"/>
@@ -1617,8 +1636,8 @@
         <w:t xml:space="preserve">(sum to zero) for this study, make sure to provide the index values, assumptions, and clearly define each term in context.</w:t>
       </w:r>
     </w:p>
-    <w:bookmarkEnd w:id="16"/>
-    <w:bookmarkStart w:id="20" w:name="X60f6b1a4c44b929341ac7f8bb1545f252e1a434"/>
+    <w:bookmarkEnd w:id="17"/>
+    <w:bookmarkStart w:id="21" w:name="X60f6b1a4c44b929341ac7f8bb1545f252e1a434"/>
     <w:p>
       <w:pPr>
         <w:pStyle w:val="Heading2"/>
@@ -1668,18 +1687,18 @@
                 <wp:inline>
                   <wp:extent cx="152400" cy="152400"/>
                   <wp:effectExtent b="0" l="0" r="0" t="0"/>
-                  <wp:docPr descr="" title="" id="18" name="Picture"/>
+                  <wp:docPr descr="" title="" id="19" name="Picture"/>
                   <a:graphic>
                     <a:graphicData uri="http://schemas.openxmlformats.org/drawingml/2006/picture">
                       <pic:pic>
                         <pic:nvPicPr>
-                          <pic:cNvPr descr="/Applications/quarto/share/formats/docx/caution.png" id="19" name="Picture"/>
+                          <pic:cNvPr descr="/Applications/quarto/share/formats/docx/caution.png" id="20" name="Picture"/>
                           <pic:cNvPicPr>
                             <a:picLocks noChangeArrowheads="1" noChangeAspect="1"/>
                           </pic:cNvPicPr>
                         </pic:nvPicPr>
                         <pic:blipFill>
-                          <a:blip r:embed="rId17"/>
+                          <a:blip r:embed="rId18"/>
                           <a:stretch>
                             <a:fillRect/>
                           </a:stretch>
@@ -1999,8 +2018,8 @@
         <w:t xml:space="preserve">(Fully actuated).</w:t>
       </w:r>
     </w:p>
-    <w:bookmarkEnd w:id="20"/>
-    <w:bookmarkStart w:id="21" w:name="f.-interpret-parameter-estimates"/>
+    <w:bookmarkEnd w:id="21"/>
+    <w:bookmarkStart w:id="22" w:name="f.-interpret-parameter-estimates"/>
     <w:p>
       <w:pPr>
         <w:pStyle w:val="Heading2"/>
@@ -2089,8 +2108,8 @@
         <w:t xml:space="preserve">was from (c).</w:t>
       </w:r>
     </w:p>
-    <w:bookmarkEnd w:id="21"/>
-    <w:bookmarkStart w:id="22" w:name="g.-provide-a-conclusion"/>
+    <w:bookmarkEnd w:id="22"/>
+    <w:bookmarkStart w:id="23" w:name="g.-provide-a-conclusion"/>
     <w:p>
       <w:pPr>
         <w:pStyle w:val="Heading2"/>
@@ -2107,7 +2126,7 @@
         <w:t xml:space="preserve">In context of the data, write out your conclusion from the overall ANOVA F-test from (c). Make sure to provide all evidence – (F = , df = , p = ).</w:t>
       </w:r>
     </w:p>
-    <w:bookmarkEnd w:id="22"/>
+    <w:bookmarkEnd w:id="23"/>
     <w:sectPr>
       <w:footnotePr>
         <w:numRestart w:val="eachSect"/>

--- a/docs/3-activities/instructions/02.1-activity-intro-to-crd.docx
+++ b/docs/3-activities/instructions/02.1-activity-intro-to-crd.docx
@@ -186,7 +186,7 @@
           <w:rPr>
             <w:rStyle w:val="Hyperlink"/>
           </w:rPr>
-          <w:t xml:space="preserve">2.1-activity-intro-to-crd.qmd</w:t>
+          <w:t xml:space="preserve">01.1-activity-turkey-in-pens.qmd</w:t>
         </w:r>
       </w:hyperlink>
     </w:p>
@@ -2016,6 +2016,219 @@
       </w:r>
       <w:r>
         <w:t xml:space="preserve">(Fully actuated).</w:t>
+      </w:r>
+    </w:p>
+    <w:p>
+      <w:pPr>
+        <w:pStyle w:val="BodyText"/>
+      </w:pPr>
+      <m:oMathPara>
+        <m:oMathParaPr>
+          <m:jc m:val="center"/>
+        </m:oMathParaPr>
+        <m:oMath>
+          <m:eqArr>
+            <m:e>
+              <m:sSub>
+                <m:e>
+                  <m:acc>
+                    <m:accPr>
+                      <m:chr m:val="̂"/>
+                    </m:accPr>
+                    <m:e>
+                      <m:r>
+                        <m:t>τ</m:t>
+                      </m:r>
+                    </m:e>
+                  </m:acc>
+                </m:e>
+                <m:sub>
+                  <m:r>
+                    <m:t>3</m:t>
+                  </m:r>
+                </m:sub>
+              </m:sSub>
+              <m:r>
+                <m:t>&amp;</m:t>
+              </m:r>
+              <m:r>
+                <m:rPr>
+                  <m:sty m:val="p"/>
+                </m:rPr>
+                <m:t>=</m:t>
+              </m:r>
+              <m:r>
+                <m:rPr>
+                  <m:sty m:val="p"/>
+                </m:rPr>
+                <m:t>−</m:t>
+              </m:r>
+              <m:r>
+                <m:rPr>
+                  <m:sty m:val="p"/>
+                </m:rPr>
+                <m:t>(</m:t>
+              </m:r>
+              <m:sSub>
+                <m:e>
+                  <m:acc>
+                    <m:accPr>
+                      <m:chr m:val="̂"/>
+                    </m:accPr>
+                    <m:e>
+                      <m:r>
+                        <m:t>τ</m:t>
+                      </m:r>
+                    </m:e>
+                  </m:acc>
+                </m:e>
+                <m:sub>
+                  <m:r>
+                    <m:t>1</m:t>
+                  </m:r>
+                </m:sub>
+              </m:sSub>
+              <m:r>
+                <m:rPr>
+                  <m:sty m:val="p"/>
+                </m:rPr>
+                <m:t>+</m:t>
+              </m:r>
+              <m:sSub>
+                <m:e>
+                  <m:acc>
+                    <m:accPr>
+                      <m:chr m:val="̂"/>
+                    </m:accPr>
+                    <m:e>
+                      <m:r>
+                        <m:t>τ</m:t>
+                      </m:r>
+                    </m:e>
+                  </m:acc>
+                </m:e>
+                <m:sub>
+                  <m:r>
+                    <m:t>2</m:t>
+                  </m:r>
+                </m:sub>
+              </m:sSub>
+              <m:r>
+                <m:rPr>
+                  <m:sty m:val="p"/>
+                </m:rPr>
+                <m:t>)</m:t>
+              </m:r>
+            </m:e>
+            <m:e>
+              <m:r>
+                <m:t>&amp;</m:t>
+              </m:r>
+              <m:r>
+                <m:rPr>
+                  <m:sty m:val="p"/>
+                </m:rPr>
+                <m:t>=</m:t>
+              </m:r>
+              <m:r>
+                <m:rPr>
+                  <m:sty m:val="p"/>
+                </m:rPr>
+                <m:t>−</m:t>
+              </m:r>
+              <m:r>
+                <m:rPr>
+                  <m:sty m:val="p"/>
+                </m:rPr>
+                <m:t>(</m:t>
+              </m:r>
+              <m:r>
+                <m:t>12.020</m:t>
+              </m:r>
+              <m:r>
+                <m:rPr>
+                  <m:sty m:val="p"/>
+                </m:rPr>
+                <m:t>−</m:t>
+              </m:r>
+              <m:r>
+                <m:t>2.56</m:t>
+              </m:r>
+              <m:r>
+                <m:rPr>
+                  <m:sty m:val="p"/>
+                </m:rPr>
+                <m:t>)</m:t>
+              </m:r>
+            </m:e>
+            <m:e>
+              <m:r>
+                <m:t>&amp;</m:t>
+              </m:r>
+              <m:r>
+                <m:rPr>
+                  <m:sty m:val="p"/>
+                </m:rPr>
+                <m:t>=</m:t>
+              </m:r>
+              <m:r>
+                <m:rPr>
+                  <m:sty m:val="p"/>
+                </m:rPr>
+                <m:t>−</m:t>
+              </m:r>
+              <m:r>
+                <m:t>9.452</m:t>
+              </m:r>
+            </m:e>
+          </m:eqArr>
+        </m:oMath>
+      </m:oMathPara>
+    </w:p>
+    <w:p>
+      <w:pPr>
+        <w:pStyle w:val="FirstParagraph"/>
+      </w:pPr>
+      <m:oMath>
+        <m:acc>
+          <m:accPr>
+            <m:chr m:val="̂"/>
+          </m:accPr>
+          <m:e>
+            <m:r>
+              <m:t>μ</m:t>
+            </m:r>
+          </m:e>
+        </m:acc>
+        <m:r>
+          <m:rPr>
+            <m:sty m:val="p"/>
+          </m:rPr>
+          <m:t>=</m:t>
+        </m:r>
+        <m:r>
+          <m:t>23.46</m:t>
+        </m:r>
+      </m:oMath>
+    </w:p>
+    <w:p>
+      <w:pPr>
+        <w:pStyle w:val="SourceCode"/>
+      </w:pPr>
+      <w:r>
+        <w:rPr>
+          <w:rStyle w:val="VerbatimChar"/>
+        </w:rPr>
+        <w:t xml:space="preserve">Error:</w:t>
+      </w:r>
+      <w:r>
+        <w:br/>
+      </w:r>
+      <w:r>
+        <w:rPr>
+          <w:rStyle w:val="VerbatimChar"/>
+        </w:rPr>
+        <w:t xml:space="preserve">! object 'traffic_mod' not found</w:t>
       </w:r>
     </w:p>
     <w:bookmarkEnd w:id="21"/>
